--- a/LLM_and_Enterprise_RAG_Bootcamp/Lab_Walkthroughs/Week_11_Lab_A_text2sql_fine_tuning_on_spider.docx
+++ b/LLM_and_Enterprise_RAG_Bootcamp/Lab_Walkthroughs/Week_11_Lab_A_text2sql_fine_tuning_on_spider.docx
@@ -155,6 +155,482 @@
           <w:sz w:val="22"/>
         </w:rPr>
         <w:t>Compare to the baseline.</w:t>
+      </w:r>
+    </w:p>
+    <w:p>
+      <w:r>
+        <w:rPr>
+          <w:b/>
+          <w:color w:val="1E2761"/>
+          <w:sz w:val="32"/>
+        </w:rPr>
+        <w:t>Starter Code</w:t>
+      </w:r>
+    </w:p>
+    <w:p>
+      <w:r>
+        <w:rPr>
+          <w:color w:val="333333"/>
+          <w:sz w:val="22"/>
+        </w:rPr>
+        <w:t>Copy this into the lab workspace and fill in the marked sections.</w:t>
+      </w:r>
+    </w:p>
+    <w:p>
+      <w:pPr>
+        <w:spacing w:after="0" w:before="0"/>
+      </w:pPr>
+      <w:r>
+        <w:rPr>
+          <w:rFonts w:ascii="Consolas" w:hAnsi="Consolas"/>
+          <w:color w:val="101010"/>
+          <w:sz w:val="18"/>
+        </w:rPr>
+        <w:t>from datasets import load_dataset</w:t>
+      </w:r>
+    </w:p>
+    <w:p>
+      <w:pPr>
+        <w:spacing w:after="0" w:before="0"/>
+      </w:pPr>
+      <w:r>
+        <w:rPr>
+          <w:rFonts w:ascii="Consolas" w:hAnsi="Consolas"/>
+          <w:color w:val="101010"/>
+          <w:sz w:val="18"/>
+        </w:rPr>
+        <w:t>from peft import LoraConfig, get_peft_model</w:t>
+      </w:r>
+    </w:p>
+    <w:p>
+      <w:pPr>
+        <w:spacing w:after="0" w:before="0"/>
+      </w:pPr>
+      <w:r>
+        <w:rPr>
+          <w:rFonts w:ascii="Consolas" w:hAnsi="Consolas"/>
+          <w:color w:val="101010"/>
+          <w:sz w:val="18"/>
+        </w:rPr>
+        <w:t>from transformers import AutoModelForCausalLM, AutoTokenizer</w:t>
+      </w:r>
+    </w:p>
+    <w:p>
+      <w:pPr>
+        <w:spacing w:after="0" w:before="0"/>
+      </w:pPr>
+      <w:r>
+        <w:rPr>
+          <w:rFonts w:ascii="Consolas" w:hAnsi="Consolas"/>
+          <w:color w:val="101010"/>
+          <w:sz w:val="18"/>
+        </w:rPr>
+        <w:t>from trl import SFTTrainer, SFTConfig</w:t>
+      </w:r>
+    </w:p>
+    <w:p>
+      <w:pPr>
+        <w:spacing w:after="0" w:before="0"/>
+      </w:pPr>
+      <w:r>
+        <w:rPr>
+          <w:rFonts w:ascii="Consolas" w:hAnsi="Consolas"/>
+          <w:color w:val="101010"/>
+          <w:sz w:val="18"/>
+        </w:rPr>
+        <w:t xml:space="preserve"> </w:t>
+      </w:r>
+    </w:p>
+    <w:p>
+      <w:pPr>
+        <w:spacing w:after="0" w:before="0"/>
+      </w:pPr>
+      <w:r>
+        <w:rPr>
+          <w:rFonts w:ascii="Consolas" w:hAnsi="Consolas"/>
+          <w:color w:val="101010"/>
+          <w:sz w:val="18"/>
+        </w:rPr>
+        <w:t>BASE = 'Qwen/Qwen2.5-Coder-1.5B-Instruct'</w:t>
+      </w:r>
+    </w:p>
+    <w:p>
+      <w:pPr>
+        <w:spacing w:after="0" w:before="0"/>
+      </w:pPr>
+      <w:r>
+        <w:rPr>
+          <w:rFonts w:ascii="Consolas" w:hAnsi="Consolas"/>
+          <w:color w:val="101010"/>
+          <w:sz w:val="18"/>
+        </w:rPr>
+        <w:t>tok = AutoTokenizer.from_pretrained(BASE)</w:t>
+      </w:r>
+    </w:p>
+    <w:p>
+      <w:pPr>
+        <w:spacing w:after="0" w:before="0"/>
+      </w:pPr>
+      <w:r>
+        <w:rPr>
+          <w:rFonts w:ascii="Consolas" w:hAnsi="Consolas"/>
+          <w:color w:val="101010"/>
+          <w:sz w:val="18"/>
+        </w:rPr>
+        <w:t>model = AutoModelForCausalLM.from_pretrained(BASE, torch_dtype='bfloat16')</w:t>
+      </w:r>
+    </w:p>
+    <w:p>
+      <w:pPr>
+        <w:spacing w:after="0" w:before="0"/>
+      </w:pPr>
+      <w:r>
+        <w:rPr>
+          <w:rFonts w:ascii="Consolas" w:hAnsi="Consolas"/>
+          <w:color w:val="101010"/>
+          <w:sz w:val="18"/>
+        </w:rPr>
+        <w:t xml:space="preserve"> </w:t>
+      </w:r>
+    </w:p>
+    <w:p>
+      <w:pPr>
+        <w:spacing w:after="0" w:before="0"/>
+      </w:pPr>
+      <w:r>
+        <w:rPr>
+          <w:rFonts w:ascii="Consolas" w:hAnsi="Consolas"/>
+          <w:color w:val="101010"/>
+          <w:sz w:val="18"/>
+        </w:rPr>
+        <w:t>peft_config = LoraConfig(</w:t>
+      </w:r>
+    </w:p>
+    <w:p>
+      <w:pPr>
+        <w:spacing w:after="0" w:before="0"/>
+      </w:pPr>
+      <w:r>
+        <w:rPr>
+          <w:rFonts w:ascii="Consolas" w:hAnsi="Consolas"/>
+          <w:color w:val="101010"/>
+          <w:sz w:val="18"/>
+        </w:rPr>
+        <w:t xml:space="preserve">    r=16, lora_alpha=32, lora_dropout=0.05,</w:t>
+      </w:r>
+    </w:p>
+    <w:p>
+      <w:pPr>
+        <w:spacing w:after="0" w:before="0"/>
+      </w:pPr>
+      <w:r>
+        <w:rPr>
+          <w:rFonts w:ascii="Consolas" w:hAnsi="Consolas"/>
+          <w:color w:val="101010"/>
+          <w:sz w:val="18"/>
+        </w:rPr>
+        <w:t xml:space="preserve">    target_modules=['q_proj', 'k_proj', 'v_proj', 'o_proj'])</w:t>
+      </w:r>
+    </w:p>
+    <w:p>
+      <w:pPr>
+        <w:spacing w:after="0" w:before="0"/>
+      </w:pPr>
+      <w:r>
+        <w:rPr>
+          <w:rFonts w:ascii="Consolas" w:hAnsi="Consolas"/>
+          <w:color w:val="101010"/>
+          <w:sz w:val="18"/>
+        </w:rPr>
+        <w:t xml:space="preserve"> </w:t>
+      </w:r>
+    </w:p>
+    <w:p>
+      <w:pPr>
+        <w:spacing w:after="0" w:before="0"/>
+      </w:pPr>
+      <w:r>
+        <w:rPr>
+          <w:rFonts w:ascii="Consolas" w:hAnsi="Consolas"/>
+          <w:color w:val="101010"/>
+          <w:sz w:val="18"/>
+        </w:rPr>
+        <w:t>def format_row(row):</w:t>
+      </w:r>
+    </w:p>
+    <w:p>
+      <w:pPr>
+        <w:spacing w:after="0" w:before="0"/>
+      </w:pPr>
+      <w:r>
+        <w:rPr>
+          <w:rFonts w:ascii="Consolas" w:hAnsi="Consolas"/>
+          <w:color w:val="101010"/>
+          <w:sz w:val="18"/>
+        </w:rPr>
+        <w:t xml:space="preserve">    return (f"-- Schema:\n{row['schema']}\n"</w:t>
+      </w:r>
+    </w:p>
+    <w:p>
+      <w:pPr>
+        <w:spacing w:after="0" w:before="0"/>
+      </w:pPr>
+      <w:r>
+        <w:rPr>
+          <w:rFonts w:ascii="Consolas" w:hAnsi="Consolas"/>
+          <w:color w:val="101010"/>
+          <w:sz w:val="18"/>
+        </w:rPr>
+        <w:t xml:space="preserve">            f"-- Question: {row['question']}\n"</w:t>
+      </w:r>
+    </w:p>
+    <w:p>
+      <w:pPr>
+        <w:spacing w:after="0" w:before="0"/>
+      </w:pPr>
+      <w:r>
+        <w:rPr>
+          <w:rFonts w:ascii="Consolas" w:hAnsi="Consolas"/>
+          <w:color w:val="101010"/>
+          <w:sz w:val="18"/>
+        </w:rPr>
+        <w:t xml:space="preserve">            f"SELECT" + row['query'].split('SELECT', 1)[1])</w:t>
+      </w:r>
+    </w:p>
+    <w:p>
+      <w:pPr>
+        <w:spacing w:after="0" w:before="0"/>
+      </w:pPr>
+      <w:r>
+        <w:rPr>
+          <w:rFonts w:ascii="Consolas" w:hAnsi="Consolas"/>
+          <w:color w:val="101010"/>
+          <w:sz w:val="18"/>
+        </w:rPr>
+        <w:t xml:space="preserve"> </w:t>
+      </w:r>
+    </w:p>
+    <w:p>
+      <w:pPr>
+        <w:spacing w:after="0" w:before="0"/>
+      </w:pPr>
+      <w:r>
+        <w:rPr>
+          <w:rFonts w:ascii="Consolas" w:hAnsi="Consolas"/>
+          <w:color w:val="101010"/>
+          <w:sz w:val="18"/>
+        </w:rPr>
+        <w:t>train = load_dataset('spider', split='train').map(</w:t>
+      </w:r>
+    </w:p>
+    <w:p>
+      <w:pPr>
+        <w:spacing w:after="0" w:before="0"/>
+      </w:pPr>
+      <w:r>
+        <w:rPr>
+          <w:rFonts w:ascii="Consolas" w:hAnsi="Consolas"/>
+          <w:color w:val="101010"/>
+          <w:sz w:val="18"/>
+        </w:rPr>
+        <w:t xml:space="preserve">    lambda r: {'text': format_row(r)})</w:t>
+      </w:r>
+    </w:p>
+    <w:p>
+      <w:pPr>
+        <w:spacing w:after="0" w:before="0"/>
+      </w:pPr>
+      <w:r>
+        <w:rPr>
+          <w:rFonts w:ascii="Consolas" w:hAnsi="Consolas"/>
+          <w:color w:val="101010"/>
+          <w:sz w:val="18"/>
+        </w:rPr>
+        <w:t xml:space="preserve"> </w:t>
+      </w:r>
+    </w:p>
+    <w:p>
+      <w:pPr>
+        <w:spacing w:after="0" w:before="0"/>
+      </w:pPr>
+      <w:r>
+        <w:rPr>
+          <w:rFonts w:ascii="Consolas" w:hAnsi="Consolas"/>
+          <w:color w:val="101010"/>
+          <w:sz w:val="18"/>
+        </w:rPr>
+        <w:t>trainer = SFTTrainer(</w:t>
+      </w:r>
+    </w:p>
+    <w:p>
+      <w:pPr>
+        <w:spacing w:after="0" w:before="0"/>
+      </w:pPr>
+      <w:r>
+        <w:rPr>
+          <w:rFonts w:ascii="Consolas" w:hAnsi="Consolas"/>
+          <w:color w:val="101010"/>
+          <w:sz w:val="18"/>
+        </w:rPr>
+        <w:t xml:space="preserve">    model=get_peft_model(model, peft_config),</w:t>
+      </w:r>
+    </w:p>
+    <w:p>
+      <w:pPr>
+        <w:spacing w:after="0" w:before="0"/>
+      </w:pPr>
+      <w:r>
+        <w:rPr>
+          <w:rFonts w:ascii="Consolas" w:hAnsi="Consolas"/>
+          <w:color w:val="101010"/>
+          <w:sz w:val="18"/>
+        </w:rPr>
+        <w:t xml:space="preserve">    train_dataset=train,</w:t>
+      </w:r>
+    </w:p>
+    <w:p>
+      <w:pPr>
+        <w:spacing w:after="0" w:before="0"/>
+      </w:pPr>
+      <w:r>
+        <w:rPr>
+          <w:rFonts w:ascii="Consolas" w:hAnsi="Consolas"/>
+          <w:color w:val="101010"/>
+          <w:sz w:val="18"/>
+        </w:rPr>
+        <w:t xml:space="preserve">    args=SFTConfig(output_dir='out/sql-lora', num_train_epochs=3,</w:t>
+      </w:r>
+    </w:p>
+    <w:p>
+      <w:pPr>
+        <w:spacing w:after="0" w:before="0"/>
+      </w:pPr>
+      <w:r>
+        <w:rPr>
+          <w:rFonts w:ascii="Consolas" w:hAnsi="Consolas"/>
+          <w:color w:val="101010"/>
+          <w:sz w:val="18"/>
+        </w:rPr>
+        <w:t xml:space="preserve">                   per_device_train_batch_size=8, learning_rate=2e-4),</w:t>
+      </w:r>
+    </w:p>
+    <w:p>
+      <w:pPr>
+        <w:spacing w:after="0" w:before="0"/>
+      </w:pPr>
+      <w:r>
+        <w:rPr>
+          <w:rFonts w:ascii="Consolas" w:hAnsi="Consolas"/>
+          <w:color w:val="101010"/>
+          <w:sz w:val="18"/>
+        </w:rPr>
+        <w:t>)</w:t>
+      </w:r>
+    </w:p>
+    <w:p>
+      <w:pPr>
+        <w:spacing w:after="0" w:before="0"/>
+      </w:pPr>
+      <w:r>
+        <w:rPr>
+          <w:rFonts w:ascii="Consolas" w:hAnsi="Consolas"/>
+          <w:color w:val="101010"/>
+          <w:sz w:val="18"/>
+        </w:rPr>
+        <w:t>trainer.train()</w:t>
+      </w:r>
+    </w:p>
+    <w:p>
+      <w:pPr>
+        <w:spacing w:after="0" w:before="0"/>
+      </w:pPr>
+      <w:r>
+        <w:rPr>
+          <w:rFonts w:ascii="Consolas" w:hAnsi="Consolas"/>
+          <w:color w:val="101010"/>
+          <w:sz w:val="18"/>
+        </w:rPr>
+        <w:t># TODO: build the 3-shot baseline and the execution-accuracy evaluator</w:t>
+      </w:r>
+    </w:p>
+    <w:p>
+      <w:pPr>
+        <w:spacing w:after="0" w:before="0"/>
+      </w:pPr>
+      <w:r>
+        <w:rPr>
+          <w:rFonts w:ascii="Consolas" w:hAnsi="Consolas"/>
+          <w:color w:val="101010"/>
+          <w:sz w:val="18"/>
+        </w:rPr>
+        <w:t xml:space="preserve"> </w:t>
+      </w:r>
+    </w:p>
+    <w:p>
+      <w:r>
+        <w:rPr>
+          <w:b/>
+          <w:color w:val="1E2761"/>
+          <w:sz w:val="32"/>
+        </w:rPr>
+        <w:t>Verification Checks</w:t>
+      </w:r>
+    </w:p>
+    <w:p>
+      <w:r>
+        <w:rPr>
+          <w:color w:val="333333"/>
+          <w:sz w:val="22"/>
+        </w:rPr>
+        <w:t>Run these before submitting. Each check catches a frequent failure.</w:t>
+      </w:r>
+    </w:p>
+    <w:p>
+      <w:pPr>
+        <w:pStyle w:val="ListBullet"/>
+      </w:pPr>
+      <w:r>
+        <w:rPr>
+          <w:color w:val="333333"/>
+          <w:sz w:val="22"/>
+        </w:rPr>
+        <w:t>Trainable parameter count printed by PEFT is under 1 percent of total parameters.</w:t>
+      </w:r>
+    </w:p>
+    <w:p>
+      <w:pPr>
+        <w:pStyle w:val="ListBullet"/>
+      </w:pPr>
+      <w:r>
+        <w:rPr>
+          <w:color w:val="333333"/>
+          <w:sz w:val="22"/>
+        </w:rPr>
+        <w:t>Training loss decreases across the 3 epochs (inspect the trainer log).</w:t>
+      </w:r>
+    </w:p>
+    <w:p>
+      <w:pPr>
+        <w:pStyle w:val="ListBullet"/>
+      </w:pPr>
+      <w:r>
+        <w:rPr>
+          <w:color w:val="333333"/>
+          <w:sz w:val="22"/>
+        </w:rPr>
+        <w:t>The evaluator executes generated SQL against the Spider SQLite files and compares result sets, not strings only.</w:t>
+      </w:r>
+    </w:p>
+    <w:p>
+      <w:pPr>
+        <w:pStyle w:val="ListBullet"/>
+      </w:pPr>
+      <w:r>
+        <w:rPr>
+          <w:color w:val="333333"/>
+          <w:sz w:val="22"/>
+        </w:rPr>
+        <w:t>Fine-tuned execution accuracy beats the 3-shot baseline on the dev split.</w:t>
       </w:r>
     </w:p>
     <w:p>
@@ -518,6 +994,7 @@
       </w:r>
     </w:p>
     <w:sectPr>
+      <w:footerReference w:type="default" r:id="rId9"/>
       <w:pgSz w:w="12240" w:h="15840"/>
       <w:pgMar w:top="1152" w:right="1296" w:bottom="1152" w:left="1296" w:header="720" w:footer="720" w:gutter="0"/>
       <w:cols w:space="720"/>
@@ -525,6 +1002,25 @@
     </w:sectPr>
   </w:body>
 </w:document>
+</file>
+
+<file path=word/footer1.xml><?xml version="1.0" encoding="utf-8"?>
+<w:ftr xmlns:m="http://schemas.openxmlformats.org/officeDocument/2006/math" xmlns:mc="http://schemas.openxmlformats.org/markup-compatibility/2006" xmlns:mo="http://schemas.microsoft.com/office/mac/office/2008/main" xmlns:mv="urn:schemas-microsoft-com:mac:vml" xmlns:o="urn:schemas-microsoft-com:office:office" xmlns:r="http://schemas.openxmlformats.org/officeDocument/2006/relationships" xmlns:v="urn:schemas-microsoft-com:vml" xmlns:w10="urn:schemas-microsoft-com:office:word" xmlns:w14="http://schemas.microsoft.com/office/word/2010/wordml" xmlns:w="http://schemas.openxmlformats.org/wordprocessingml/2006/main" xmlns:wne="http://schemas.microsoft.com/office/word/2006/wordml" xmlns:wp14="http://schemas.microsoft.com/office/word/2010/wordprocessingDrawing" xmlns:wp="http://schemas.openxmlformats.org/drawingml/2006/wordprocessingDrawing" xmlns:wpc="http://schemas.microsoft.com/office/word/2010/wordprocessingCanvas" xmlns:wpg="http://schemas.microsoft.com/office/word/2010/wordprocessingGroup" xmlns:wpi="http://schemas.microsoft.com/office/word/2010/wordprocessingInk" xmlns:wps="http://schemas.microsoft.com/office/word/2010/wordprocessingShape" mc:Ignorable="w14 wp14">
+  <w:p>
+    <w:pPr>
+      <w:pStyle w:val="Footer"/>
+      <w:jc w:val="center"/>
+    </w:pPr>
+    <w:r>
+      <w:rPr>
+        <w:rFonts w:ascii="Calibri" w:hAnsi="Calibri"/>
+        <w:color w:val="333333"/>
+        <w:sz w:val="18"/>
+      </w:rPr>
+      <w:t>© 2026 Proxiant Academy | info@proxiant.com | proxiant.ai/training</w:t>
+    </w:r>
+  </w:p>
+</w:ftr>
 </file>
 
 <file path=word/numbering.xml><?xml version="1.0" encoding="utf-8"?>
